--- a/src/content/bios/Gutt-C 2025.docx
+++ b/src/content/bios/Gutt-C 2025.docx
@@ -1,6 +1,6 @@
 
 <file path=word/document.xml><?xml version="1.0" encoding="utf-8"?>
-<w:document xmlns:wpc="http://schemas.microsoft.com/office/word/2010/wordprocessingCanvas" xmlns:cx="http://schemas.microsoft.com/office/drawing/2014/chartex" xmlns:cx1="http://schemas.microsoft.com/office/drawing/2015/9/8/chartex" xmlns:cx2="http://schemas.microsoft.com/office/drawing/2015/10/21/chartex" xmlns:cx3="http://schemas.microsoft.com/office/drawing/2016/5/9/chartex" xmlns:cx4="http://schemas.microsoft.com/office/drawing/2016/5/10/chartex" xmlns:cx5="http://schemas.microsoft.com/office/drawing/2016/5/11/chartex" xmlns:cx6="http://schemas.microsoft.com/office/drawing/2016/5/12/chartex" xmlns:cx7="http://schemas.microsoft.com/office/drawing/2016/5/13/chartex" xmlns:cx8="http://schemas.microsoft.com/office/drawing/2016/5/14/chartex" xmlns:mc="http://schemas.openxmlformats.org/markup-compatibility/2006" xmlns:aink="http://schemas.microsoft.com/office/drawing/2016/ink" xmlns:am3d="http://schemas.microsoft.com/office/drawing/2017/model3d" xmlns:o="urn:schemas-microsoft-com:office:office" xmlns:oel="http://schemas.microsoft.com/office/2019/extlst" xmlns:r="http://schemas.openxmlformats.org/officeDocument/2006/relationships" xmlns:m="http://schemas.openxmlformats.org/officeDocument/2006/math" xmlns:v="urn:schemas-microsoft-com:vml" xmlns:wp14="http://schemas.microsoft.com/office/word/2010/wordprocessingDrawing" xmlns:wp="http://schemas.openxmlformats.org/drawingml/2006/wordprocessingDrawing" xmlns:w10="urn:schemas-microsoft-com:office:word" xmlns:w="http://schemas.openxmlformats.org/wordprocessingml/2006/main" xmlns:w14="http://schemas.microsoft.com/office/word/2010/wordml" xmlns:w15="http://schemas.microsoft.com/office/word/2012/wordml" xmlns:w16cex="http://schemas.microsoft.com/office/word/2018/wordml/cex" xmlns:w16cid="http://schemas.microsoft.com/office/word/2016/wordml/cid" xmlns:w16="http://schemas.microsoft.com/office/word/2018/wordml" xmlns:w16du="http://schemas.microsoft.com/office/word/2023/wordml/word16du" xmlns:w16sdtdh="http://schemas.microsoft.com/office/word/2020/wordml/sdtdatahash" xmlns:w16sdtfl="http://schemas.microsoft.com/office/word/2024/wordml/sdtformatlock" xmlns:w16se="http://schemas.microsoft.com/office/word/2015/wordml/symex" xmlns:wpg="http://schemas.microsoft.com/office/word/2010/wordprocessingGroup" xmlns:wpi="http://schemas.microsoft.com/office/word/2010/wordprocessingInk" xmlns:wne="http://schemas.microsoft.com/office/word/2006/wordml" xmlns:wps="http://schemas.microsoft.com/office/word/2010/wordprocessingShape" mc:Ignorable="w14 w15 w16se w16cid w16 w16cex w16sdtdh w16sdtfl w16du wp14">
+<w:document xmlns:wpc="http://schemas.microsoft.com/office/word/2010/wordprocessingCanvas" xmlns:cx="http://schemas.microsoft.com/office/drawing/2014/chartex" xmlns:cx1="http://schemas.microsoft.com/office/drawing/2015/9/8/chartex" xmlns:cx2="http://schemas.microsoft.com/office/drawing/2015/10/21/chartex" xmlns:cx3="http://schemas.microsoft.com/office/drawing/2016/5/9/chartex" xmlns:cx4="http://schemas.microsoft.com/office/drawing/2016/5/10/chartex" xmlns:cx5="http://schemas.microsoft.com/office/drawing/2016/5/11/chartex" xmlns:cx6="http://schemas.microsoft.com/office/drawing/2016/5/12/chartex" xmlns:cx7="http://schemas.microsoft.com/office/drawing/2016/5/13/chartex" xmlns:cx8="http://schemas.microsoft.com/office/drawing/2016/5/14/chartex" xmlns:mc="http://schemas.openxmlformats.org/markup-compatibility/2006" xmlns:m="http://schemas.openxmlformats.org/officeDocument/2006/math" xmlns:aink="http://schemas.microsoft.com/office/drawing/2016/ink" xmlns:am3d="http://schemas.microsoft.com/office/drawing/2017/model3d" xmlns:oel="http://schemas.microsoft.com/office/2019/extlst" xmlns:r="http://schemas.openxmlformats.org/officeDocument/2006/relationships" xmlns:wp14="http://schemas.microsoft.com/office/word/2010/wordprocessingDrawing" xmlns:wp="http://schemas.openxmlformats.org/drawingml/2006/wordprocessingDrawing" xmlns:wpg="http://schemas.microsoft.com/office/word/2010/wordprocessingGroup" xmlns:wpi="http://schemas.microsoft.com/office/word/2010/wordprocessingInk" xmlns:wps="http://schemas.microsoft.com/office/word/2010/wordprocessingShape" xmlns:o="urn:schemas-microsoft-com:office:office" xmlns:v="urn:schemas-microsoft-com:vml" xmlns:w10="urn:schemas-microsoft-com:office:word" xmlns:w="http://schemas.openxmlformats.org/wordprocessingml/2006/main" xmlns:w14="http://schemas.microsoft.com/office/word/2010/wordml" xmlns:w15="http://schemas.microsoft.com/office/word/2012/wordml" xmlns:w16cei="http://schemas.microsoft.com/office/word/2026/wordml/cei" xmlns:w16cex="http://schemas.microsoft.com/office/word/2018/wordml/cex" xmlns:w16cid="http://schemas.microsoft.com/office/word/2016/wordml/cid" xmlns:w16="http://schemas.microsoft.com/office/word/2018/wordml" xmlns:w16sdtdh="http://schemas.microsoft.com/office/word/2020/wordml/sdtdatahash" xmlns:w16sdtfl="http://schemas.microsoft.com/office/word/2024/wordml/sdtformatlock" xmlns:w16se="http://schemas.microsoft.com/office/word/2015/wordml/symex" xmlns:w16du="http://schemas.microsoft.com/office/word/2023/wordml/word16du" xmlns:wne="http://schemas.microsoft.com/office/word/2006/wordml" mc:Ignorable="w14 w15 w16se w16cid w16 w16cex w16sdtdh w16sdtfl w16du wp14">
   <w:body>
     <w:p>
       <w:pPr>
@@ -243,22 +243,8 @@
           <w:szCs w:val="24"/>
           <w:lang w:val="en-US" w:eastAsia="fr-FR"/>
         </w:rPr>
-        <w:t xml:space="preserve">in Brussels. He was the son of Max </w:t>
-      </w:r>
-      <w:proofErr w:type="spellStart"/>
-      <w:r>
-        <w:rPr>
-          <w:rFonts w:ascii="Times New Roman" w:eastAsia="Times New Roman" w:hAnsi="Times New Roman" w:cs="Times New Roman"/>
-          <w:b/>
-          <w:bCs/>
-          <w:color w:val="000000"/>
-          <w:sz w:val="24"/>
-          <w:szCs w:val="24"/>
-          <w:lang w:val="en-US" w:eastAsia="fr-FR"/>
-        </w:rPr>
-        <w:t>Guttenstein</w:t>
-      </w:r>
-      <w:proofErr w:type="spellEnd"/>
+        <w:t>in Brussels. He was the son of Max Guttenstein</w:t>
+      </w:r>
       <w:r>
         <w:rPr>
           <w:rFonts w:ascii="Times New Roman" w:eastAsia="Times New Roman" w:hAnsi="Times New Roman" w:cs="Times New Roman"/>
@@ -513,22 +499,8 @@
           <w:szCs w:val="24"/>
           <w:lang w:val="en-US" w:eastAsia="fr-FR"/>
         </w:rPr>
-        <w:t xml:space="preserve">he family name </w:t>
-      </w:r>
-      <w:proofErr w:type="spellStart"/>
-      <w:r>
-        <w:rPr>
-          <w:rFonts w:ascii="Times New Roman" w:eastAsia="Times New Roman" w:hAnsi="Times New Roman" w:cs="Times New Roman"/>
-          <w:b/>
-          <w:bCs/>
-          <w:color w:val="000000"/>
-          <w:sz w:val="24"/>
-          <w:szCs w:val="24"/>
-          <w:lang w:val="en-US" w:eastAsia="fr-FR"/>
-        </w:rPr>
-        <w:t>Guttenstein</w:t>
-      </w:r>
-      <w:proofErr w:type="spellEnd"/>
+        <w:t>he family name Guttenstein</w:t>
+      </w:r>
       <w:r>
         <w:rPr>
           <w:rFonts w:ascii="Times New Roman" w:eastAsia="Times New Roman" w:hAnsi="Times New Roman" w:cs="Times New Roman"/>
@@ -655,7 +627,7 @@
           <w:lang w:val="en-US"/>
         </w:rPr>
         <w:drawing>
-          <wp:inline distT="0" distB="0" distL="0" distR="0" wp14:anchorId="4EA8DBC1" wp14:editId="1210D8A7">
+          <wp:inline distT="0" distB="0" distL="0" distR="0" wp14:anchorId="4EA8DBC1" wp14:editId="096C0DB5">
             <wp:extent cx="1822450" cy="2256864"/>
             <wp:effectExtent l="0" t="0" r="0" b="3810"/>
             <wp:docPr id="1314288150" name="Afbeelding 1" descr="Mr. Camille Gutt"/>
@@ -743,27 +715,26 @@
           <w:szCs w:val="24"/>
           <w:lang w:val="en-US" w:eastAsia="fr-FR"/>
         </w:rPr>
-        <w:t>Source: UN Photo</w:t>
-      </w:r>
-      <w:r>
-        <w:rPr>
-          <w:rFonts w:ascii="Times New Roman" w:eastAsia="Times New Roman" w:hAnsi="Times New Roman" w:cs="Times New Roman"/>
-          <w:color w:val="000000"/>
-          <w:sz w:val="24"/>
-          <w:szCs w:val="24"/>
-          <w:lang w:val="en-US" w:eastAsia="fr-FR"/>
-        </w:rPr>
-        <w:t xml:space="preserve">, </w:t>
-      </w:r>
-      <w:r>
-        <w:rPr>
-          <w:rFonts w:ascii="Times New Roman" w:eastAsia="Times New Roman" w:hAnsi="Times New Roman" w:cs="Times New Roman"/>
-          <w:color w:val="000000"/>
-          <w:sz w:val="24"/>
-          <w:szCs w:val="24"/>
-          <w:lang w:val="en-US" w:eastAsia="fr-FR"/>
-        </w:rPr>
-        <w:t>UN 7742881, 1 January 1949</w:t>
+        <w:t xml:space="preserve">Source: </w:t>
+      </w:r>
+      <w:r>
+        <w:rPr>
+          <w:rFonts w:ascii="Times New Roman" w:hAnsi="Times New Roman" w:cs="Times New Roman"/>
+          <w:sz w:val="24"/>
+          <w:szCs w:val="24"/>
+          <w:lang w:val="en-GB"/>
+        </w:rPr>
+        <w:t xml:space="preserve">Gutt, </w:t>
+      </w:r>
+      <w:r>
+        <w:rPr>
+          <w:rFonts w:ascii="Times New Roman" w:hAnsi="Times New Roman" w:cs="Times New Roman"/>
+          <w:color w:val="000000"/>
+          <w:sz w:val="24"/>
+          <w:szCs w:val="24"/>
+          <w:lang w:val="en-US" w:eastAsia="fr-FR"/>
+        </w:rPr>
+        <w:t>1 January 1949, Photo, UN7742881</w:t>
       </w:r>
     </w:p>
     <w:p>
@@ -1445,29 +1416,7 @@
           <w:szCs w:val="24"/>
           <w:lang w:val="en-US" w:eastAsia="fr-FR"/>
         </w:rPr>
-        <w:t xml:space="preserve">, where the Belgian government-in-exile was established. In October he was sent to London, where he met Georges </w:t>
-      </w:r>
-      <w:proofErr w:type="spellStart"/>
-      <w:r>
-        <w:rPr>
-          <w:rFonts w:ascii="Times New Roman" w:eastAsia="Times New Roman" w:hAnsi="Times New Roman" w:cs="Times New Roman"/>
-          <w:color w:val="000000"/>
-          <w:sz w:val="24"/>
-          <w:szCs w:val="24"/>
-          <w:lang w:val="en-US" w:eastAsia="fr-FR"/>
-        </w:rPr>
-        <w:t>Theunis</w:t>
-      </w:r>
-      <w:proofErr w:type="spellEnd"/>
-      <w:r>
-        <w:rPr>
-          <w:rFonts w:ascii="Times New Roman" w:eastAsia="Times New Roman" w:hAnsi="Times New Roman" w:cs="Times New Roman"/>
-          <w:color w:val="000000"/>
-          <w:sz w:val="24"/>
-          <w:szCs w:val="24"/>
-          <w:lang w:val="en-US" w:eastAsia="fr-FR"/>
-        </w:rPr>
-        <w:t xml:space="preserve">, </w:t>
+        <w:t xml:space="preserve">, where the Belgian government-in-exile was established. In October he was sent to London, where he met Georges Theunis, </w:t>
       </w:r>
       <w:r>
         <w:rPr>
@@ -1534,18 +1483,116 @@
         </w:rPr>
         <w:t xml:space="preserve">n August 1919 </w:t>
       </w:r>
-      <w:proofErr w:type="spellStart"/>
-      <w:r>
-        <w:rPr>
-          <w:rFonts w:ascii="Times New Roman" w:eastAsia="Times New Roman" w:hAnsi="Times New Roman" w:cs="Times New Roman"/>
-          <w:color w:val="000000"/>
-          <w:sz w:val="24"/>
-          <w:szCs w:val="24"/>
-          <w:lang w:val="en-US" w:eastAsia="fr-FR"/>
-        </w:rPr>
-        <w:t>Theunis</w:t>
-      </w:r>
-      <w:proofErr w:type="spellEnd"/>
+      <w:r>
+        <w:rPr>
+          <w:rFonts w:ascii="Times New Roman" w:eastAsia="Times New Roman" w:hAnsi="Times New Roman" w:cs="Times New Roman"/>
+          <w:color w:val="000000"/>
+          <w:sz w:val="24"/>
+          <w:szCs w:val="24"/>
+          <w:lang w:val="en-US" w:eastAsia="fr-FR"/>
+        </w:rPr>
+        <w:t xml:space="preserve">Theunis </w:t>
+      </w:r>
+      <w:r>
+        <w:rPr>
+          <w:rFonts w:ascii="Times New Roman" w:eastAsia="Times New Roman" w:hAnsi="Times New Roman" w:cs="Times New Roman"/>
+          <w:color w:val="000000"/>
+          <w:sz w:val="24"/>
+          <w:szCs w:val="24"/>
+          <w:lang w:val="en-US" w:eastAsia="fr-FR"/>
+        </w:rPr>
+        <w:t xml:space="preserve">offered </w:t>
+      </w:r>
+      <w:r>
+        <w:rPr>
+          <w:rFonts w:ascii="Times New Roman" w:eastAsia="Times New Roman" w:hAnsi="Times New Roman" w:cs="Times New Roman"/>
+          <w:color w:val="000000"/>
+          <w:sz w:val="24"/>
+          <w:szCs w:val="24"/>
+          <w:lang w:val="en-US" w:eastAsia="fr-FR"/>
+        </w:rPr>
+        <w:t xml:space="preserve">Gutt </w:t>
+      </w:r>
+      <w:r>
+        <w:rPr>
+          <w:rFonts w:ascii="Times New Roman" w:eastAsia="Times New Roman" w:hAnsi="Times New Roman" w:cs="Times New Roman"/>
+          <w:color w:val="000000"/>
+          <w:sz w:val="24"/>
+          <w:szCs w:val="24"/>
+          <w:lang w:val="en-US" w:eastAsia="fr-FR"/>
+        </w:rPr>
+        <w:t xml:space="preserve">the position of </w:t>
+      </w:r>
+      <w:r>
+        <w:rPr>
+          <w:rFonts w:ascii="Times New Roman" w:eastAsia="Times New Roman" w:hAnsi="Times New Roman" w:cs="Times New Roman"/>
+          <w:color w:val="000000"/>
+          <w:sz w:val="24"/>
+          <w:szCs w:val="24"/>
+          <w:lang w:val="en-US" w:eastAsia="fr-FR"/>
+        </w:rPr>
+        <w:t>G</w:t>
+      </w:r>
+      <w:r>
+        <w:rPr>
+          <w:rFonts w:ascii="Times New Roman" w:eastAsia="Times New Roman" w:hAnsi="Times New Roman" w:cs="Times New Roman"/>
+          <w:color w:val="000000"/>
+          <w:sz w:val="24"/>
+          <w:szCs w:val="24"/>
+          <w:lang w:val="en-US" w:eastAsia="fr-FR"/>
+        </w:rPr>
+        <w:t xml:space="preserve">eneral </w:t>
+      </w:r>
+      <w:r>
+        <w:rPr>
+          <w:rFonts w:ascii="Times New Roman" w:eastAsia="Times New Roman" w:hAnsi="Times New Roman" w:cs="Times New Roman"/>
+          <w:color w:val="000000"/>
+          <w:sz w:val="24"/>
+          <w:szCs w:val="24"/>
+          <w:lang w:val="en-US" w:eastAsia="fr-FR"/>
+        </w:rPr>
+        <w:t>S</w:t>
+      </w:r>
+      <w:r>
+        <w:rPr>
+          <w:rFonts w:ascii="Times New Roman" w:eastAsia="Times New Roman" w:hAnsi="Times New Roman" w:cs="Times New Roman"/>
+          <w:color w:val="000000"/>
+          <w:sz w:val="24"/>
+          <w:szCs w:val="24"/>
+          <w:lang w:val="en-US" w:eastAsia="fr-FR"/>
+        </w:rPr>
+        <w:t>ecretary of the Belgian delegation to the Reparations Commission</w:t>
+      </w:r>
+      <w:r>
+        <w:rPr>
+          <w:rFonts w:ascii="Times New Roman" w:eastAsia="Times New Roman" w:hAnsi="Times New Roman" w:cs="Times New Roman"/>
+          <w:color w:val="000000"/>
+          <w:sz w:val="24"/>
+          <w:szCs w:val="24"/>
+          <w:lang w:val="en-US" w:eastAsia="fr-FR"/>
+        </w:rPr>
+        <w:t xml:space="preserve"> created by the Treaty of Versailles</w:t>
+      </w:r>
+      <w:r>
+        <w:rPr>
+          <w:rFonts w:ascii="Times New Roman" w:eastAsia="Times New Roman" w:hAnsi="Times New Roman" w:cs="Times New Roman"/>
+          <w:color w:val="000000"/>
+          <w:sz w:val="24"/>
+          <w:szCs w:val="24"/>
+          <w:lang w:val="en-US" w:eastAsia="fr-FR"/>
+        </w:rPr>
+        <w:t>. This role became central to inter-Allied discussions about the reparations imposed on Germany. In 1921</w:t>
+      </w:r>
+      <w:r>
+        <w:rPr>
+          <w:rFonts w:ascii="Times New Roman" w:eastAsia="Times New Roman" w:hAnsi="Times New Roman" w:cs="Times New Roman"/>
+          <w:color w:val="000000"/>
+          <w:sz w:val="24"/>
+          <w:szCs w:val="24"/>
+          <w:lang w:val="en-US" w:eastAsia="fr-FR"/>
+        </w:rPr>
+        <w:t>, as</w:t>
+      </w:r>
       <w:r>
         <w:rPr>
           <w:rFonts w:ascii="Times New Roman" w:eastAsia="Times New Roman" w:hAnsi="Times New Roman" w:cs="Times New Roman"/>
@@ -1564,97 +1611,27 @@
           <w:szCs w:val="24"/>
           <w:lang w:val="en-US" w:eastAsia="fr-FR"/>
         </w:rPr>
-        <w:t xml:space="preserve">offered </w:t>
-      </w:r>
-      <w:r>
-        <w:rPr>
-          <w:rFonts w:ascii="Times New Roman" w:eastAsia="Times New Roman" w:hAnsi="Times New Roman" w:cs="Times New Roman"/>
-          <w:color w:val="000000"/>
-          <w:sz w:val="24"/>
-          <w:szCs w:val="24"/>
-          <w:lang w:val="en-US" w:eastAsia="fr-FR"/>
-        </w:rPr>
-        <w:t xml:space="preserve">Gutt </w:t>
-      </w:r>
-      <w:r>
-        <w:rPr>
-          <w:rFonts w:ascii="Times New Roman" w:eastAsia="Times New Roman" w:hAnsi="Times New Roman" w:cs="Times New Roman"/>
-          <w:color w:val="000000"/>
-          <w:sz w:val="24"/>
-          <w:szCs w:val="24"/>
-          <w:lang w:val="en-US" w:eastAsia="fr-FR"/>
-        </w:rPr>
-        <w:t xml:space="preserve">the position of </w:t>
-      </w:r>
-      <w:r>
-        <w:rPr>
-          <w:rFonts w:ascii="Times New Roman" w:eastAsia="Times New Roman" w:hAnsi="Times New Roman" w:cs="Times New Roman"/>
-          <w:color w:val="000000"/>
-          <w:sz w:val="24"/>
-          <w:szCs w:val="24"/>
-          <w:lang w:val="en-US" w:eastAsia="fr-FR"/>
-        </w:rPr>
-        <w:t>G</w:t>
-      </w:r>
-      <w:r>
-        <w:rPr>
-          <w:rFonts w:ascii="Times New Roman" w:eastAsia="Times New Roman" w:hAnsi="Times New Roman" w:cs="Times New Roman"/>
-          <w:color w:val="000000"/>
-          <w:sz w:val="24"/>
-          <w:szCs w:val="24"/>
-          <w:lang w:val="en-US" w:eastAsia="fr-FR"/>
-        </w:rPr>
-        <w:t xml:space="preserve">eneral </w:t>
-      </w:r>
-      <w:r>
-        <w:rPr>
-          <w:rFonts w:ascii="Times New Roman" w:eastAsia="Times New Roman" w:hAnsi="Times New Roman" w:cs="Times New Roman"/>
-          <w:color w:val="000000"/>
-          <w:sz w:val="24"/>
-          <w:szCs w:val="24"/>
-          <w:lang w:val="en-US" w:eastAsia="fr-FR"/>
-        </w:rPr>
-        <w:t>S</w:t>
-      </w:r>
-      <w:r>
-        <w:rPr>
-          <w:rFonts w:ascii="Times New Roman" w:eastAsia="Times New Roman" w:hAnsi="Times New Roman" w:cs="Times New Roman"/>
-          <w:color w:val="000000"/>
-          <w:sz w:val="24"/>
-          <w:szCs w:val="24"/>
-          <w:lang w:val="en-US" w:eastAsia="fr-FR"/>
-        </w:rPr>
-        <w:t>ecretary of the Belgian delegation to the Reparations Commission</w:t>
-      </w:r>
-      <w:r>
-        <w:rPr>
-          <w:rFonts w:ascii="Times New Roman" w:eastAsia="Times New Roman" w:hAnsi="Times New Roman" w:cs="Times New Roman"/>
-          <w:color w:val="000000"/>
-          <w:sz w:val="24"/>
-          <w:szCs w:val="24"/>
-          <w:lang w:val="en-US" w:eastAsia="fr-FR"/>
-        </w:rPr>
-        <w:t xml:space="preserve"> created by the Treaty of Versailles</w:t>
-      </w:r>
-      <w:r>
-        <w:rPr>
-          <w:rFonts w:ascii="Times New Roman" w:eastAsia="Times New Roman" w:hAnsi="Times New Roman" w:cs="Times New Roman"/>
-          <w:color w:val="000000"/>
-          <w:sz w:val="24"/>
-          <w:szCs w:val="24"/>
-          <w:lang w:val="en-US" w:eastAsia="fr-FR"/>
-        </w:rPr>
-        <w:t>. This role became central to inter-Allied discussions about the reparations imposed on Germany. In 1921</w:t>
-      </w:r>
-      <w:r>
-        <w:rPr>
-          <w:rFonts w:ascii="Times New Roman" w:eastAsia="Times New Roman" w:hAnsi="Times New Roman" w:cs="Times New Roman"/>
-          <w:color w:val="000000"/>
-          <w:sz w:val="24"/>
-          <w:szCs w:val="24"/>
-          <w:lang w:val="en-US" w:eastAsia="fr-FR"/>
-        </w:rPr>
-        <w:t>, as</w:t>
+        <w:t xml:space="preserve">Prime Minister and Minister of Finance </w:t>
+      </w:r>
+      <w:r>
+        <w:rPr>
+          <w:rFonts w:ascii="Times New Roman" w:eastAsia="Times New Roman" w:hAnsi="Times New Roman" w:cs="Times New Roman"/>
+          <w:color w:val="000000"/>
+          <w:sz w:val="24"/>
+          <w:szCs w:val="24"/>
+          <w:lang w:val="en-US" w:eastAsia="fr-FR"/>
+        </w:rPr>
+        <w:t>Theunis appointed Gutt as his chief of staff</w:t>
+      </w:r>
+      <w:r>
+        <w:rPr>
+          <w:rFonts w:ascii="Times New Roman" w:eastAsia="Times New Roman" w:hAnsi="Times New Roman" w:cs="Times New Roman"/>
+          <w:color w:val="000000"/>
+          <w:sz w:val="24"/>
+          <w:szCs w:val="24"/>
+          <w:lang w:val="en-US" w:eastAsia="fr-FR"/>
+        </w:rPr>
+        <w:t xml:space="preserve"> and,</w:t>
       </w:r>
       <w:r>
         <w:rPr>
@@ -1674,39 +1651,87 @@
           <w:szCs w:val="24"/>
           <w:lang w:val="en-US" w:eastAsia="fr-FR"/>
         </w:rPr>
-        <w:t xml:space="preserve">Prime Minister and Minister of Finance </w:t>
-      </w:r>
-      <w:proofErr w:type="spellStart"/>
-      <w:r>
-        <w:rPr>
-          <w:rFonts w:ascii="Times New Roman" w:eastAsia="Times New Roman" w:hAnsi="Times New Roman" w:cs="Times New Roman"/>
-          <w:color w:val="000000"/>
-          <w:sz w:val="24"/>
-          <w:szCs w:val="24"/>
-          <w:lang w:val="en-US" w:eastAsia="fr-FR"/>
-        </w:rPr>
-        <w:t>Theunis</w:t>
-      </w:r>
-      <w:proofErr w:type="spellEnd"/>
-      <w:r>
-        <w:rPr>
-          <w:rFonts w:ascii="Times New Roman" w:eastAsia="Times New Roman" w:hAnsi="Times New Roman" w:cs="Times New Roman"/>
-          <w:color w:val="000000"/>
-          <w:sz w:val="24"/>
-          <w:szCs w:val="24"/>
-          <w:lang w:val="en-US" w:eastAsia="fr-FR"/>
-        </w:rPr>
-        <w:t xml:space="preserve"> appointed Gutt as his chief of staff</w:t>
-      </w:r>
-      <w:r>
-        <w:rPr>
-          <w:rFonts w:ascii="Times New Roman" w:eastAsia="Times New Roman" w:hAnsi="Times New Roman" w:cs="Times New Roman"/>
-          <w:color w:val="000000"/>
-          <w:sz w:val="24"/>
-          <w:szCs w:val="24"/>
-          <w:lang w:val="en-US" w:eastAsia="fr-FR"/>
-        </w:rPr>
-        <w:t xml:space="preserve"> and,</w:t>
+        <w:t xml:space="preserve">in 1924, </w:t>
+      </w:r>
+      <w:r>
+        <w:rPr>
+          <w:rFonts w:ascii="Times New Roman" w:eastAsia="Times New Roman" w:hAnsi="Times New Roman" w:cs="Times New Roman"/>
+          <w:color w:val="000000"/>
+          <w:sz w:val="24"/>
+          <w:szCs w:val="24"/>
+          <w:lang w:val="en-US" w:eastAsia="fr-FR"/>
+        </w:rPr>
+        <w:t xml:space="preserve">sent </w:t>
+      </w:r>
+      <w:r>
+        <w:rPr>
+          <w:rFonts w:ascii="Times New Roman" w:eastAsia="Times New Roman" w:hAnsi="Times New Roman" w:cs="Times New Roman"/>
+          <w:color w:val="000000"/>
+          <w:sz w:val="24"/>
+          <w:szCs w:val="24"/>
+          <w:lang w:val="en-US" w:eastAsia="fr-FR"/>
+        </w:rPr>
+        <w:t>him</w:t>
+      </w:r>
+      <w:r>
+        <w:rPr>
+          <w:rFonts w:ascii="Times New Roman" w:eastAsia="Times New Roman" w:hAnsi="Times New Roman" w:cs="Times New Roman"/>
+          <w:color w:val="000000"/>
+          <w:sz w:val="24"/>
+          <w:szCs w:val="24"/>
+          <w:lang w:val="en-US" w:eastAsia="fr-FR"/>
+        </w:rPr>
+        <w:t xml:space="preserve"> to Paris to serve as Belgium’s </w:t>
+      </w:r>
+      <w:r>
+        <w:rPr>
+          <w:rFonts w:ascii="Times New Roman" w:eastAsia="Times New Roman" w:hAnsi="Times New Roman" w:cs="Times New Roman"/>
+          <w:color w:val="000000"/>
+          <w:sz w:val="24"/>
+          <w:szCs w:val="24"/>
+          <w:lang w:val="en-US" w:eastAsia="fr-FR"/>
+        </w:rPr>
+        <w:t>D</w:t>
+      </w:r>
+      <w:r>
+        <w:rPr>
+          <w:rFonts w:ascii="Times New Roman" w:eastAsia="Times New Roman" w:hAnsi="Times New Roman" w:cs="Times New Roman"/>
+          <w:color w:val="000000"/>
+          <w:sz w:val="24"/>
+          <w:szCs w:val="24"/>
+          <w:lang w:val="en-US" w:eastAsia="fr-FR"/>
+        </w:rPr>
+        <w:t xml:space="preserve">eputy </w:t>
+      </w:r>
+      <w:r>
+        <w:rPr>
+          <w:rFonts w:ascii="Times New Roman" w:eastAsia="Times New Roman" w:hAnsi="Times New Roman" w:cs="Times New Roman"/>
+          <w:color w:val="000000"/>
+          <w:sz w:val="24"/>
+          <w:szCs w:val="24"/>
+          <w:lang w:val="en-US" w:eastAsia="fr-FR"/>
+        </w:rPr>
+        <w:t>D</w:t>
+      </w:r>
+      <w:r>
+        <w:rPr>
+          <w:rFonts w:ascii="Times New Roman" w:eastAsia="Times New Roman" w:hAnsi="Times New Roman" w:cs="Times New Roman"/>
+          <w:color w:val="000000"/>
+          <w:sz w:val="24"/>
+          <w:szCs w:val="24"/>
+          <w:lang w:val="en-US" w:eastAsia="fr-FR"/>
+        </w:rPr>
+        <w:t>elegate to the Reparations Commission</w:t>
+      </w:r>
+      <w:r>
+        <w:rPr>
+          <w:rFonts w:ascii="Times New Roman" w:eastAsia="Times New Roman" w:hAnsi="Times New Roman" w:cs="Times New Roman"/>
+          <w:color w:val="000000"/>
+          <w:sz w:val="24"/>
+          <w:szCs w:val="24"/>
+          <w:lang w:val="en-US" w:eastAsia="fr-FR"/>
+        </w:rPr>
+        <w:t>.</w:t>
       </w:r>
       <w:r>
         <w:rPr>
@@ -1726,77 +1751,47 @@
           <w:szCs w:val="24"/>
           <w:lang w:val="en-US" w:eastAsia="fr-FR"/>
         </w:rPr>
-        <w:t xml:space="preserve">in 1924, </w:t>
-      </w:r>
-      <w:r>
-        <w:rPr>
-          <w:rFonts w:ascii="Times New Roman" w:eastAsia="Times New Roman" w:hAnsi="Times New Roman" w:cs="Times New Roman"/>
-          <w:color w:val="000000"/>
-          <w:sz w:val="24"/>
-          <w:szCs w:val="24"/>
-          <w:lang w:val="en-US" w:eastAsia="fr-FR"/>
-        </w:rPr>
-        <w:t xml:space="preserve">sent </w:t>
-      </w:r>
-      <w:r>
-        <w:rPr>
-          <w:rFonts w:ascii="Times New Roman" w:eastAsia="Times New Roman" w:hAnsi="Times New Roman" w:cs="Times New Roman"/>
-          <w:color w:val="000000"/>
-          <w:sz w:val="24"/>
-          <w:szCs w:val="24"/>
-          <w:lang w:val="en-US" w:eastAsia="fr-FR"/>
-        </w:rPr>
-        <w:t>him</w:t>
-      </w:r>
-      <w:r>
-        <w:rPr>
-          <w:rFonts w:ascii="Times New Roman" w:eastAsia="Times New Roman" w:hAnsi="Times New Roman" w:cs="Times New Roman"/>
-          <w:color w:val="000000"/>
-          <w:sz w:val="24"/>
-          <w:szCs w:val="24"/>
-          <w:lang w:val="en-US" w:eastAsia="fr-FR"/>
-        </w:rPr>
-        <w:t xml:space="preserve"> to Paris to serve as Belgium’s </w:t>
-      </w:r>
-      <w:r>
-        <w:rPr>
-          <w:rFonts w:ascii="Times New Roman" w:eastAsia="Times New Roman" w:hAnsi="Times New Roman" w:cs="Times New Roman"/>
-          <w:color w:val="000000"/>
-          <w:sz w:val="24"/>
-          <w:szCs w:val="24"/>
-          <w:lang w:val="en-US" w:eastAsia="fr-FR"/>
-        </w:rPr>
-        <w:t>D</w:t>
-      </w:r>
-      <w:r>
-        <w:rPr>
-          <w:rFonts w:ascii="Times New Roman" w:eastAsia="Times New Roman" w:hAnsi="Times New Roman" w:cs="Times New Roman"/>
-          <w:color w:val="000000"/>
-          <w:sz w:val="24"/>
-          <w:szCs w:val="24"/>
-          <w:lang w:val="en-US" w:eastAsia="fr-FR"/>
-        </w:rPr>
-        <w:t xml:space="preserve">eputy </w:t>
-      </w:r>
-      <w:r>
-        <w:rPr>
-          <w:rFonts w:ascii="Times New Roman" w:eastAsia="Times New Roman" w:hAnsi="Times New Roman" w:cs="Times New Roman"/>
-          <w:color w:val="000000"/>
-          <w:sz w:val="24"/>
-          <w:szCs w:val="24"/>
-          <w:lang w:val="en-US" w:eastAsia="fr-FR"/>
-        </w:rPr>
-        <w:t>D</w:t>
-      </w:r>
-      <w:r>
-        <w:rPr>
-          <w:rFonts w:ascii="Times New Roman" w:eastAsia="Times New Roman" w:hAnsi="Times New Roman" w:cs="Times New Roman"/>
-          <w:color w:val="000000"/>
-          <w:sz w:val="24"/>
-          <w:szCs w:val="24"/>
-          <w:lang w:val="en-US" w:eastAsia="fr-FR"/>
-        </w:rPr>
-        <w:t>elegate to the Reparations Commission</w:t>
+        <w:t xml:space="preserve">There Gutt </w:t>
+      </w:r>
+      <w:r>
+        <w:rPr>
+          <w:rFonts w:ascii="Times New Roman" w:eastAsia="Times New Roman" w:hAnsi="Times New Roman" w:cs="Times New Roman"/>
+          <w:color w:val="000000"/>
+          <w:sz w:val="24"/>
+          <w:szCs w:val="24"/>
+          <w:lang w:val="en-US" w:eastAsia="fr-FR"/>
+        </w:rPr>
+        <w:t xml:space="preserve">contributed to discussions leading to the approval of the </w:t>
+      </w:r>
+      <w:r>
+        <w:rPr>
+          <w:rFonts w:ascii="Times New Roman" w:eastAsia="Times New Roman" w:hAnsi="Times New Roman" w:cs="Times New Roman"/>
+          <w:color w:val="000000"/>
+          <w:sz w:val="24"/>
+          <w:szCs w:val="24"/>
+          <w:lang w:val="en-US" w:eastAsia="fr-FR"/>
+        </w:rPr>
+        <w:t xml:space="preserve">so-called </w:t>
+      </w:r>
+      <w:r>
+        <w:rPr>
+          <w:rFonts w:ascii="Times New Roman" w:eastAsia="Times New Roman" w:hAnsi="Times New Roman" w:cs="Times New Roman"/>
+          <w:color w:val="000000"/>
+          <w:sz w:val="24"/>
+          <w:szCs w:val="24"/>
+          <w:lang w:val="en-US" w:eastAsia="fr-FR"/>
+        </w:rPr>
+        <w:t>Dawes Plan</w:t>
+      </w:r>
+      <w:r>
+        <w:rPr>
+          <w:rFonts w:ascii="Times New Roman" w:eastAsia="Times New Roman" w:hAnsi="Times New Roman" w:cs="Times New Roman"/>
+          <w:color w:val="000000"/>
+          <w:sz w:val="24"/>
+          <w:szCs w:val="24"/>
+          <w:lang w:val="en-US" w:eastAsia="fr-FR"/>
+        </w:rPr>
+        <w:t>, which temporarily solved the reparations issue</w:t>
       </w:r>
       <w:r>
         <w:rPr>
@@ -1816,99 +1811,7 @@
           <w:szCs w:val="24"/>
           <w:lang w:val="en-US" w:eastAsia="fr-FR"/>
         </w:rPr>
-        <w:t xml:space="preserve"> </w:t>
-      </w:r>
-      <w:r>
-        <w:rPr>
-          <w:rFonts w:ascii="Times New Roman" w:eastAsia="Times New Roman" w:hAnsi="Times New Roman" w:cs="Times New Roman"/>
-          <w:color w:val="000000"/>
-          <w:sz w:val="24"/>
-          <w:szCs w:val="24"/>
-          <w:lang w:val="en-US" w:eastAsia="fr-FR"/>
-        </w:rPr>
-        <w:t xml:space="preserve">There Gutt </w:t>
-      </w:r>
-      <w:r>
-        <w:rPr>
-          <w:rFonts w:ascii="Times New Roman" w:eastAsia="Times New Roman" w:hAnsi="Times New Roman" w:cs="Times New Roman"/>
-          <w:color w:val="000000"/>
-          <w:sz w:val="24"/>
-          <w:szCs w:val="24"/>
-          <w:lang w:val="en-US" w:eastAsia="fr-FR"/>
-        </w:rPr>
-        <w:t xml:space="preserve">contributed to discussions leading to the approval of the </w:t>
-      </w:r>
-      <w:r>
-        <w:rPr>
-          <w:rFonts w:ascii="Times New Roman" w:eastAsia="Times New Roman" w:hAnsi="Times New Roman" w:cs="Times New Roman"/>
-          <w:color w:val="000000"/>
-          <w:sz w:val="24"/>
-          <w:szCs w:val="24"/>
-          <w:lang w:val="en-US" w:eastAsia="fr-FR"/>
-        </w:rPr>
-        <w:t xml:space="preserve">so-called </w:t>
-      </w:r>
-      <w:r>
-        <w:rPr>
-          <w:rFonts w:ascii="Times New Roman" w:eastAsia="Times New Roman" w:hAnsi="Times New Roman" w:cs="Times New Roman"/>
-          <w:color w:val="000000"/>
-          <w:sz w:val="24"/>
-          <w:szCs w:val="24"/>
-          <w:lang w:val="en-US" w:eastAsia="fr-FR"/>
-        </w:rPr>
-        <w:t>Dawes Plan</w:t>
-      </w:r>
-      <w:r>
-        <w:rPr>
-          <w:rFonts w:ascii="Times New Roman" w:eastAsia="Times New Roman" w:hAnsi="Times New Roman" w:cs="Times New Roman"/>
-          <w:color w:val="000000"/>
-          <w:sz w:val="24"/>
-          <w:szCs w:val="24"/>
-          <w:lang w:val="en-US" w:eastAsia="fr-FR"/>
-        </w:rPr>
-        <w:t>, which temporarily solved the reparations issue</w:t>
-      </w:r>
-      <w:r>
-        <w:rPr>
-          <w:rFonts w:ascii="Times New Roman" w:eastAsia="Times New Roman" w:hAnsi="Times New Roman" w:cs="Times New Roman"/>
-          <w:color w:val="000000"/>
-          <w:sz w:val="24"/>
-          <w:szCs w:val="24"/>
-          <w:lang w:val="en-US" w:eastAsia="fr-FR"/>
-        </w:rPr>
-        <w:t>.</w:t>
-      </w:r>
-      <w:r>
-        <w:rPr>
-          <w:rFonts w:ascii="Times New Roman" w:eastAsia="Times New Roman" w:hAnsi="Times New Roman" w:cs="Times New Roman"/>
-          <w:color w:val="000000"/>
-          <w:sz w:val="24"/>
-          <w:szCs w:val="24"/>
-          <w:lang w:val="en-US" w:eastAsia="fr-FR"/>
-        </w:rPr>
-        <w:t xml:space="preserve"> In 1926 Belgian businessman Emile </w:t>
-      </w:r>
-      <w:proofErr w:type="spellStart"/>
-      <w:r>
-        <w:rPr>
-          <w:rFonts w:ascii="Times New Roman" w:eastAsia="Times New Roman" w:hAnsi="Times New Roman" w:cs="Times New Roman"/>
-          <w:color w:val="000000"/>
-          <w:sz w:val="24"/>
-          <w:szCs w:val="24"/>
-          <w:lang w:val="en-US" w:eastAsia="fr-FR"/>
-        </w:rPr>
-        <w:t>Francqui</w:t>
-      </w:r>
-      <w:proofErr w:type="spellEnd"/>
-      <w:r>
-        <w:rPr>
-          <w:rFonts w:ascii="Times New Roman" w:eastAsia="Times New Roman" w:hAnsi="Times New Roman" w:cs="Times New Roman"/>
-          <w:color w:val="000000"/>
-          <w:sz w:val="24"/>
-          <w:szCs w:val="24"/>
-          <w:lang w:val="en-US" w:eastAsia="fr-FR"/>
-        </w:rPr>
-        <w:t xml:space="preserve"> became Minister without portfolio tasked with resolving Belgium’s financial situation. He invited </w:t>
+        <w:t xml:space="preserve"> In 1926 Belgian businessman Emile Francqui became Minister without portfolio tasked with resolving Belgium’s financial situation. He invited </w:t>
       </w:r>
       <w:r>
         <w:rPr>
@@ -2019,29 +1922,7 @@
           <w:szCs w:val="24"/>
           <w:lang w:val="en-US" w:eastAsia="fr-FR"/>
         </w:rPr>
-        <w:t xml:space="preserve">, alongside </w:t>
-      </w:r>
-      <w:proofErr w:type="spellStart"/>
-      <w:r>
-        <w:rPr>
-          <w:rFonts w:ascii="Times New Roman" w:eastAsia="Times New Roman" w:hAnsi="Times New Roman" w:cs="Times New Roman"/>
-          <w:color w:val="000000"/>
-          <w:sz w:val="24"/>
-          <w:szCs w:val="24"/>
-          <w:lang w:val="en-US" w:eastAsia="fr-FR"/>
-        </w:rPr>
-        <w:t>Francqui</w:t>
-      </w:r>
-      <w:proofErr w:type="spellEnd"/>
-      <w:r>
-        <w:rPr>
-          <w:rFonts w:ascii="Times New Roman" w:eastAsia="Times New Roman" w:hAnsi="Times New Roman" w:cs="Times New Roman"/>
-          <w:color w:val="000000"/>
-          <w:sz w:val="24"/>
-          <w:szCs w:val="24"/>
-          <w:lang w:val="en-US" w:eastAsia="fr-FR"/>
-        </w:rPr>
-        <w:t>,</w:t>
+        <w:t>, alongside Francqui,</w:t>
       </w:r>
       <w:r>
         <w:rPr>
@@ -3328,29 +3209,7 @@
           <w:szCs w:val="24"/>
           <w:lang w:val="en-US"/>
         </w:rPr>
-        <w:t xml:space="preserve">hair of the Belgian delegation, which included </w:t>
-      </w:r>
-      <w:proofErr w:type="spellStart"/>
-      <w:r>
-        <w:rPr>
-          <w:rFonts w:ascii="Times New Roman" w:hAnsi="Times New Roman" w:cs="Times New Roman"/>
-          <w:color w:val="000000"/>
-          <w:sz w:val="24"/>
-          <w:szCs w:val="24"/>
-          <w:lang w:val="en-US"/>
-        </w:rPr>
-        <w:t>Theunis</w:t>
-      </w:r>
-      <w:proofErr w:type="spellEnd"/>
-      <w:r>
-        <w:rPr>
-          <w:rFonts w:ascii="Times New Roman" w:hAnsi="Times New Roman" w:cs="Times New Roman"/>
-          <w:color w:val="000000"/>
-          <w:sz w:val="24"/>
-          <w:szCs w:val="24"/>
-          <w:lang w:val="en-US"/>
-        </w:rPr>
-        <w:t xml:space="preserve"> and other Belgian diplomats and businessmen. </w:t>
+        <w:t xml:space="preserve">hair of the Belgian delegation, which included Theunis and other Belgian diplomats and businessmen. </w:t>
       </w:r>
       <w:r>
         <w:rPr>
@@ -3883,21 +3742,12 @@
         </w:rPr>
         <w:t xml:space="preserve">Finance Johan </w:t>
       </w:r>
-      <w:proofErr w:type="spellStart"/>
-      <w:r>
-        <w:rPr>
-          <w:color w:val="000000"/>
-          <w:lang w:val="en-US"/>
-        </w:rPr>
-        <w:t>Beyen</w:t>
-      </w:r>
-      <w:proofErr w:type="spellEnd"/>
-      <w:r>
-        <w:rPr>
-          <w:color w:val="000000"/>
-          <w:lang w:val="en-US"/>
-        </w:rPr>
-        <w:t xml:space="preserve">, </w:t>
+      <w:r>
+        <w:rPr>
+          <w:color w:val="000000"/>
+          <w:lang w:val="en-US"/>
+        </w:rPr>
+        <w:t xml:space="preserve">Beyen, </w:t>
       </w:r>
       <w:r>
         <w:rPr>
@@ -4598,23 +4448,7 @@
           <w:color w:val="000000"/>
           <w:lang w:val="en-US"/>
         </w:rPr>
-        <w:t xml:space="preserve"> de </w:t>
-      </w:r>
-      <w:proofErr w:type="spellStart"/>
-      <w:r>
-        <w:rPr>
-          <w:color w:val="000000"/>
-          <w:lang w:val="en-US"/>
-        </w:rPr>
-        <w:t>Moranville</w:t>
-      </w:r>
-      <w:proofErr w:type="spellEnd"/>
-      <w:r>
-        <w:rPr>
-          <w:color w:val="000000"/>
-          <w:lang w:val="en-US"/>
-        </w:rPr>
-        <w:t>, who believed it extended the IMF’s powers from merely ensuring monetary stability to deciding on exchange rates. Gutt justified the IMF decisions on three grounds: the need to comply</w:t>
+        <w:t xml:space="preserve"> de Moranville, who believed it extended the IMF’s powers from merely ensuring monetary stability to deciding on exchange rates. Gutt justified the IMF decisions on three grounds: the need to comply</w:t>
       </w:r>
       <w:r>
         <w:rPr>
@@ -6058,47 +5892,7 @@
           <w:szCs w:val="24"/>
           <w:lang w:val="en-US" w:eastAsia="fr-FR"/>
         </w:rPr>
-        <w:t xml:space="preserve">The relations with the UN proved slightly more complicated. At the 1946 Savannah Conference </w:t>
-      </w:r>
-      <w:proofErr w:type="spellStart"/>
-      <w:r>
-        <w:rPr>
-          <w:rFonts w:ascii="Times New Roman" w:eastAsia="Times New Roman" w:hAnsi="Times New Roman" w:cs="Times New Roman"/>
-          <w:sz w:val="24"/>
-          <w:szCs w:val="24"/>
-          <w:lang w:val="en-US" w:eastAsia="fr-FR"/>
-        </w:rPr>
-        <w:t>Arcot</w:t>
-      </w:r>
-      <w:proofErr w:type="spellEnd"/>
-      <w:r>
-        <w:rPr>
-          <w:rFonts w:ascii="Times New Roman" w:eastAsia="Times New Roman" w:hAnsi="Times New Roman" w:cs="Times New Roman"/>
-          <w:sz w:val="24"/>
-          <w:szCs w:val="24"/>
-          <w:lang w:val="en-US" w:eastAsia="fr-FR"/>
-        </w:rPr>
-        <w:t xml:space="preserve"> </w:t>
-      </w:r>
-      <w:proofErr w:type="spellStart"/>
-      <w:r>
-        <w:rPr>
-          <w:rFonts w:ascii="Times New Roman" w:eastAsia="Times New Roman" w:hAnsi="Times New Roman" w:cs="Times New Roman"/>
-          <w:sz w:val="24"/>
-          <w:szCs w:val="24"/>
-          <w:lang w:val="en-US" w:eastAsia="fr-FR"/>
-        </w:rPr>
-        <w:t>Mudaliar</w:t>
-      </w:r>
-      <w:proofErr w:type="spellEnd"/>
-      <w:r>
-        <w:rPr>
-          <w:rFonts w:ascii="Times New Roman" w:eastAsia="Times New Roman" w:hAnsi="Times New Roman" w:cs="Times New Roman"/>
-          <w:sz w:val="24"/>
-          <w:szCs w:val="24"/>
-          <w:lang w:val="en-US" w:eastAsia="fr-FR"/>
-        </w:rPr>
-        <w:t xml:space="preserve">, President of the UN Economic and Social Council (ECOSOC), invited the IMF to enter negotiations for </w:t>
+        <w:t xml:space="preserve">The relations with the UN proved slightly more complicated. At the 1946 Savannah Conference Arcot Mudaliar, President of the UN Economic and Social Council (ECOSOC), invited the IMF to enter negotiations for </w:t>
       </w:r>
       <w:r>
         <w:rPr>
@@ -8437,45 +8231,8 @@
           <w:shd w:val="clear" w:color="auto" w:fill="FFFFFF"/>
           <w:lang w:val="en-US"/>
         </w:rPr>
-        <w:t xml:space="preserve"> </w:t>
-      </w:r>
-      <w:proofErr w:type="spellStart"/>
-      <w:r>
-        <w:rPr>
-          <w:i/>
-          <w:iCs/>
-          <w:color w:val="000000"/>
-          <w:spacing w:val="-5"/>
-          <w:shd w:val="clear" w:color="auto" w:fill="FFFFFF"/>
-          <w:lang w:val="en-US"/>
-        </w:rPr>
-        <w:t>est</w:t>
-      </w:r>
-      <w:proofErr w:type="spellEnd"/>
-      <w:r>
-        <w:rPr>
-          <w:i/>
-          <w:iCs/>
-          <w:color w:val="000000"/>
-          <w:spacing w:val="-5"/>
-          <w:shd w:val="clear" w:color="auto" w:fill="FFFFFF"/>
-          <w:lang w:val="en-US"/>
-        </w:rPr>
-        <w:t xml:space="preserve"> </w:t>
-      </w:r>
-      <w:proofErr w:type="spellStart"/>
-      <w:r>
-        <w:rPr>
-          <w:i/>
-          <w:iCs/>
-          <w:color w:val="000000"/>
-          <w:spacing w:val="-5"/>
-          <w:shd w:val="clear" w:color="auto" w:fill="FFFFFF"/>
-          <w:lang w:val="en-US"/>
-        </w:rPr>
-        <w:t>tombé</w:t>
-      </w:r>
-      <w:proofErr w:type="spellEnd"/>
+        <w:t xml:space="preserve"> est tombé</w:t>
+      </w:r>
       <w:r>
         <w:rPr>
           <w:color w:val="000000"/>
@@ -8902,25 +8659,7 @@
           <w:shd w:val="clear" w:color="auto" w:fill="FFFFFF"/>
           <w:lang w:val="en-US"/>
         </w:rPr>
-        <w:t xml:space="preserve">‘Gutt, Camille’ in C.E. </w:t>
-      </w:r>
-      <w:proofErr w:type="spellStart"/>
-      <w:r>
-        <w:rPr>
-          <w:color w:val="000000"/>
-          <w:shd w:val="clear" w:color="auto" w:fill="FFFFFF"/>
-          <w:lang w:val="en-US"/>
-        </w:rPr>
-        <w:t>Burckel</w:t>
-      </w:r>
-      <w:proofErr w:type="spellEnd"/>
-      <w:r>
-        <w:rPr>
-          <w:color w:val="000000"/>
-          <w:shd w:val="clear" w:color="auto" w:fill="FFFFFF"/>
-          <w:lang w:val="en-US"/>
-        </w:rPr>
-        <w:t xml:space="preserve"> (Ed.), </w:t>
+        <w:t xml:space="preserve">‘Gutt, Camille’ in C.E. Burckel (Ed.), </w:t>
       </w:r>
       <w:r>
         <w:rPr>
@@ -8956,16 +8695,8 @@
         <w:rPr>
           <w:lang w:val="en-US"/>
         </w:rPr>
-        <w:t xml:space="preserve"> J. </w:t>
-      </w:r>
-      <w:proofErr w:type="spellStart"/>
-      <w:r>
-        <w:rPr>
-          <w:lang w:val="en-US"/>
-        </w:rPr>
-        <w:t>Horsefield</w:t>
-      </w:r>
-      <w:proofErr w:type="spellEnd"/>
+        <w:t xml:space="preserve"> J. Horsefield</w:t>
+      </w:r>
       <w:r>
         <w:rPr>
           <w:lang w:val="en-US"/>
@@ -9452,21 +9183,7 @@
         <w:rPr>
           <w:lang w:val="en-US"/>
         </w:rPr>
-        <w:t xml:space="preserve">A. Van de </w:t>
-      </w:r>
-      <w:proofErr w:type="spellStart"/>
-      <w:r>
-        <w:rPr>
-          <w:lang w:val="en-US"/>
-        </w:rPr>
-        <w:t>Voorde</w:t>
-      </w:r>
-      <w:proofErr w:type="spellEnd"/>
-      <w:r>
-        <w:rPr>
-          <w:lang w:val="en-US"/>
-        </w:rPr>
-        <w:t xml:space="preserve">, </w:t>
+        <w:t xml:space="preserve">A. Van de Voorde, </w:t>
       </w:r>
       <w:r>
         <w:rPr>
@@ -9614,21 +9331,7 @@
         <w:rPr>
           <w:lang w:val="en-US"/>
         </w:rPr>
-        <w:t xml:space="preserve">, ‘“Belgian Miracle” to Slow Growth: The Impact of the Marshall Plan and the European Payments Union’ in B. </w:t>
-      </w:r>
-      <w:proofErr w:type="spellStart"/>
-      <w:r>
-        <w:rPr>
-          <w:lang w:val="en-US"/>
-        </w:rPr>
-        <w:t>Eichengreen</w:t>
-      </w:r>
-      <w:proofErr w:type="spellEnd"/>
-      <w:r>
-        <w:rPr>
-          <w:lang w:val="en-US"/>
-        </w:rPr>
-        <w:t xml:space="preserve"> (Ed.), </w:t>
+        <w:t xml:space="preserve">, ‘“Belgian Miracle” to Slow Growth: The Impact of the Marshall Plan and the European Payments Union’ in B. Eichengreen (Ed.), </w:t>
       </w:r>
       <w:r>
         <w:rPr>
@@ -9709,23 +9412,7 @@
           <w:color w:val="222222"/>
           <w:lang w:val="en-US"/>
         </w:rPr>
-        <w:t xml:space="preserve">J.F. </w:t>
-      </w:r>
-      <w:proofErr w:type="spellStart"/>
-      <w:r>
-        <w:rPr>
-          <w:color w:val="222222"/>
-          <w:lang w:val="en-US"/>
-        </w:rPr>
-        <w:t>Crombois</w:t>
-      </w:r>
-      <w:proofErr w:type="spellEnd"/>
-      <w:r>
-        <w:rPr>
-          <w:color w:val="222222"/>
-          <w:lang w:val="en-US"/>
-        </w:rPr>
-        <w:t xml:space="preserve">, ‘Gutt, Camille’ in </w:t>
+        <w:t xml:space="preserve">J.F. Crombois, ‘Gutt, Camille’ in </w:t>
       </w:r>
       <w:r>
         <w:rPr>
@@ -9852,21 +9539,7 @@
         <w:rPr>
           <w:lang w:val="en-US"/>
         </w:rPr>
-        <w:t xml:space="preserve"> </w:t>
-      </w:r>
-      <w:proofErr w:type="spellStart"/>
-      <w:r>
-        <w:rPr>
-          <w:lang w:val="en-US"/>
-        </w:rPr>
-        <w:t>Crombois</w:t>
-      </w:r>
-      <w:proofErr w:type="spellEnd"/>
-      <w:r>
-        <w:rPr>
-          <w:lang w:val="en-US"/>
-        </w:rPr>
-        <w:t xml:space="preserve">, </w:t>
+        <w:t xml:space="preserve"> Crombois, </w:t>
       </w:r>
       <w:r>
         <w:rPr>
@@ -9920,17 +9593,8 @@
           <w:color w:val="222222"/>
           <w:lang w:val="en-US"/>
         </w:rPr>
-        <w:t xml:space="preserve"> Kazuhiko, Y. </w:t>
-      </w:r>
-      <w:proofErr w:type="spellStart"/>
-      <w:r>
-        <w:rPr>
-          <w:color w:val="222222"/>
-          <w:lang w:val="en-US"/>
-        </w:rPr>
-        <w:t>Asai</w:t>
-      </w:r>
-      <w:proofErr w:type="spellEnd"/>
+        <w:t xml:space="preserve"> Kazuhiko, Y. Asai</w:t>
+      </w:r>
       <w:r>
         <w:rPr>
           <w:color w:val="222222"/>
@@ -10586,7 +10250,7 @@
 </file>
 
 <file path=word/endnotes.xml><?xml version="1.0" encoding="utf-8"?>
-<w:endnotes xmlns:wpc="http://schemas.microsoft.com/office/word/2010/wordprocessingCanvas" xmlns:cx="http://schemas.microsoft.com/office/drawing/2014/chartex" xmlns:cx1="http://schemas.microsoft.com/office/drawing/2015/9/8/chartex" xmlns:cx2="http://schemas.microsoft.com/office/drawing/2015/10/21/chartex" xmlns:cx3="http://schemas.microsoft.com/office/drawing/2016/5/9/chartex" xmlns:cx4="http://schemas.microsoft.com/office/drawing/2016/5/10/chartex" xmlns:cx5="http://schemas.microsoft.com/office/drawing/2016/5/11/chartex" xmlns:cx6="http://schemas.microsoft.com/office/drawing/2016/5/12/chartex" xmlns:cx7="http://schemas.microsoft.com/office/drawing/2016/5/13/chartex" xmlns:cx8="http://schemas.microsoft.com/office/drawing/2016/5/14/chartex" xmlns:mc="http://schemas.openxmlformats.org/markup-compatibility/2006" xmlns:aink="http://schemas.microsoft.com/office/drawing/2016/ink" xmlns:am3d="http://schemas.microsoft.com/office/drawing/2017/model3d" xmlns:o="urn:schemas-microsoft-com:office:office" xmlns:oel="http://schemas.microsoft.com/office/2019/extlst" xmlns:r="http://schemas.openxmlformats.org/officeDocument/2006/relationships" xmlns:m="http://schemas.openxmlformats.org/officeDocument/2006/math" xmlns:v="urn:schemas-microsoft-com:vml" xmlns:wp14="http://schemas.microsoft.com/office/word/2010/wordprocessingDrawing" xmlns:wp="http://schemas.openxmlformats.org/drawingml/2006/wordprocessingDrawing" xmlns:w10="urn:schemas-microsoft-com:office:word" xmlns:w="http://schemas.openxmlformats.org/wordprocessingml/2006/main" xmlns:w14="http://schemas.microsoft.com/office/word/2010/wordml" xmlns:w15="http://schemas.microsoft.com/office/word/2012/wordml" xmlns:w16cex="http://schemas.microsoft.com/office/word/2018/wordml/cex" xmlns:w16cid="http://schemas.microsoft.com/office/word/2016/wordml/cid" xmlns:w16="http://schemas.microsoft.com/office/word/2018/wordml" xmlns:w16du="http://schemas.microsoft.com/office/word/2023/wordml/word16du" xmlns:w16sdtdh="http://schemas.microsoft.com/office/word/2020/wordml/sdtdatahash" xmlns:w16sdtfl="http://schemas.microsoft.com/office/word/2024/wordml/sdtformatlock" xmlns:w16se="http://schemas.microsoft.com/office/word/2015/wordml/symex" xmlns:wpg="http://schemas.microsoft.com/office/word/2010/wordprocessingGroup" xmlns:wpi="http://schemas.microsoft.com/office/word/2010/wordprocessingInk" xmlns:wne="http://schemas.microsoft.com/office/word/2006/wordml" xmlns:wps="http://schemas.microsoft.com/office/word/2010/wordprocessingShape" mc:Ignorable="w14 w15 w16se w16cid w16 w16cex w16sdtdh w16sdtfl w16du wp14">
+<w:endnotes xmlns:wpc="http://schemas.microsoft.com/office/word/2010/wordprocessingCanvas" xmlns:cx="http://schemas.microsoft.com/office/drawing/2014/chartex" xmlns:cx1="http://schemas.microsoft.com/office/drawing/2015/9/8/chartex" xmlns:cx2="http://schemas.microsoft.com/office/drawing/2015/10/21/chartex" xmlns:cx3="http://schemas.microsoft.com/office/drawing/2016/5/9/chartex" xmlns:cx4="http://schemas.microsoft.com/office/drawing/2016/5/10/chartex" xmlns:cx5="http://schemas.microsoft.com/office/drawing/2016/5/11/chartex" xmlns:cx6="http://schemas.microsoft.com/office/drawing/2016/5/12/chartex" xmlns:cx7="http://schemas.microsoft.com/office/drawing/2016/5/13/chartex" xmlns:cx8="http://schemas.microsoft.com/office/drawing/2016/5/14/chartex" xmlns:mc="http://schemas.openxmlformats.org/markup-compatibility/2006" xmlns:m="http://schemas.openxmlformats.org/officeDocument/2006/math" xmlns:aink="http://schemas.microsoft.com/office/drawing/2016/ink" xmlns:am3d="http://schemas.microsoft.com/office/drawing/2017/model3d" xmlns:oel="http://schemas.microsoft.com/office/2019/extlst" xmlns:r="http://schemas.openxmlformats.org/officeDocument/2006/relationships" xmlns:wp14="http://schemas.microsoft.com/office/word/2010/wordprocessingDrawing" xmlns:wp="http://schemas.openxmlformats.org/drawingml/2006/wordprocessingDrawing" xmlns:wpg="http://schemas.microsoft.com/office/word/2010/wordprocessingGroup" xmlns:wpi="http://schemas.microsoft.com/office/word/2010/wordprocessingInk" xmlns:wps="http://schemas.microsoft.com/office/word/2010/wordprocessingShape" xmlns:o="urn:schemas-microsoft-com:office:office" xmlns:v="urn:schemas-microsoft-com:vml" xmlns:w10="urn:schemas-microsoft-com:office:word" xmlns:w="http://schemas.openxmlformats.org/wordprocessingml/2006/main" xmlns:w14="http://schemas.microsoft.com/office/word/2010/wordml" xmlns:w15="http://schemas.microsoft.com/office/word/2012/wordml" xmlns:w16cei="http://schemas.microsoft.com/office/word/2026/wordml/cei" xmlns:w16cex="http://schemas.microsoft.com/office/word/2018/wordml/cex" xmlns:w16cid="http://schemas.microsoft.com/office/word/2016/wordml/cid" xmlns:w16="http://schemas.microsoft.com/office/word/2018/wordml" xmlns:w16sdtdh="http://schemas.microsoft.com/office/word/2020/wordml/sdtdatahash" xmlns:w16sdtfl="http://schemas.microsoft.com/office/word/2024/wordml/sdtformatlock" xmlns:w16se="http://schemas.microsoft.com/office/word/2015/wordml/symex" xmlns:w16du="http://schemas.microsoft.com/office/word/2023/wordml/word16du" xmlns:wne="http://schemas.microsoft.com/office/word/2006/wordml" mc:Ignorable="w14 w15 w16se w16cid w16 w16cex w16sdtdh w16sdtfl w16du wp14">
   <w:endnote w:type="separator" w:id="-1">
     <w:p>
       <w:pPr>
@@ -10611,7 +10275,7 @@
 </file>
 
 <file path=word/footer1.xml><?xml version="1.0" encoding="utf-8"?>
-<w:ftr xmlns:wpc="http://schemas.microsoft.com/office/word/2010/wordprocessingCanvas" xmlns:cx="http://schemas.microsoft.com/office/drawing/2014/chartex" xmlns:cx1="http://schemas.microsoft.com/office/drawing/2015/9/8/chartex" xmlns:cx2="http://schemas.microsoft.com/office/drawing/2015/10/21/chartex" xmlns:cx3="http://schemas.microsoft.com/office/drawing/2016/5/9/chartex" xmlns:cx4="http://schemas.microsoft.com/office/drawing/2016/5/10/chartex" xmlns:cx5="http://schemas.microsoft.com/office/drawing/2016/5/11/chartex" xmlns:cx6="http://schemas.microsoft.com/office/drawing/2016/5/12/chartex" xmlns:cx7="http://schemas.microsoft.com/office/drawing/2016/5/13/chartex" xmlns:cx8="http://schemas.microsoft.com/office/drawing/2016/5/14/chartex" xmlns:mc="http://schemas.openxmlformats.org/markup-compatibility/2006" xmlns:aink="http://schemas.microsoft.com/office/drawing/2016/ink" xmlns:am3d="http://schemas.microsoft.com/office/drawing/2017/model3d" xmlns:o="urn:schemas-microsoft-com:office:office" xmlns:oel="http://schemas.microsoft.com/office/2019/extlst" xmlns:r="http://schemas.openxmlformats.org/officeDocument/2006/relationships" xmlns:m="http://schemas.openxmlformats.org/officeDocument/2006/math" xmlns:v="urn:schemas-microsoft-com:vml" xmlns:wp14="http://schemas.microsoft.com/office/word/2010/wordprocessingDrawing" xmlns:wp="http://schemas.openxmlformats.org/drawingml/2006/wordprocessingDrawing" xmlns:w10="urn:schemas-microsoft-com:office:word" xmlns:w="http://schemas.openxmlformats.org/wordprocessingml/2006/main" xmlns:w14="http://schemas.microsoft.com/office/word/2010/wordml" xmlns:w15="http://schemas.microsoft.com/office/word/2012/wordml" xmlns:w16cex="http://schemas.microsoft.com/office/word/2018/wordml/cex" xmlns:w16cid="http://schemas.microsoft.com/office/word/2016/wordml/cid" xmlns:w16="http://schemas.microsoft.com/office/word/2018/wordml" xmlns:w16du="http://schemas.microsoft.com/office/word/2023/wordml/word16du" xmlns:w16sdtdh="http://schemas.microsoft.com/office/word/2020/wordml/sdtdatahash" xmlns:w16sdtfl="http://schemas.microsoft.com/office/word/2024/wordml/sdtformatlock" xmlns:w16se="http://schemas.microsoft.com/office/word/2015/wordml/symex" xmlns:wpg="http://schemas.microsoft.com/office/word/2010/wordprocessingGroup" xmlns:wpi="http://schemas.microsoft.com/office/word/2010/wordprocessingInk" xmlns:wne="http://schemas.microsoft.com/office/word/2006/wordml" xmlns:wps="http://schemas.microsoft.com/office/word/2010/wordprocessingShape" mc:Ignorable="w14 w15 w16se w16cid w16 w16cex w16sdtdh w16sdtfl w16du wp14">
+<w:ftr xmlns:wpc="http://schemas.microsoft.com/office/word/2010/wordprocessingCanvas" xmlns:cx="http://schemas.microsoft.com/office/drawing/2014/chartex" xmlns:cx1="http://schemas.microsoft.com/office/drawing/2015/9/8/chartex" xmlns:cx2="http://schemas.microsoft.com/office/drawing/2015/10/21/chartex" xmlns:cx3="http://schemas.microsoft.com/office/drawing/2016/5/9/chartex" xmlns:cx4="http://schemas.microsoft.com/office/drawing/2016/5/10/chartex" xmlns:cx5="http://schemas.microsoft.com/office/drawing/2016/5/11/chartex" xmlns:cx6="http://schemas.microsoft.com/office/drawing/2016/5/12/chartex" xmlns:cx7="http://schemas.microsoft.com/office/drawing/2016/5/13/chartex" xmlns:cx8="http://schemas.microsoft.com/office/drawing/2016/5/14/chartex" xmlns:mc="http://schemas.openxmlformats.org/markup-compatibility/2006" xmlns:m="http://schemas.openxmlformats.org/officeDocument/2006/math" xmlns:aink="http://schemas.microsoft.com/office/drawing/2016/ink" xmlns:am3d="http://schemas.microsoft.com/office/drawing/2017/model3d" xmlns:oel="http://schemas.microsoft.com/office/2019/extlst" xmlns:r="http://schemas.openxmlformats.org/officeDocument/2006/relationships" xmlns:wp14="http://schemas.microsoft.com/office/word/2010/wordprocessingDrawing" xmlns:wp="http://schemas.openxmlformats.org/drawingml/2006/wordprocessingDrawing" xmlns:wpg="http://schemas.microsoft.com/office/word/2010/wordprocessingGroup" xmlns:wpi="http://schemas.microsoft.com/office/word/2010/wordprocessingInk" xmlns:wps="http://schemas.microsoft.com/office/word/2010/wordprocessingShape" xmlns:o="urn:schemas-microsoft-com:office:office" xmlns:v="urn:schemas-microsoft-com:vml" xmlns:w10="urn:schemas-microsoft-com:office:word" xmlns:w="http://schemas.openxmlformats.org/wordprocessingml/2006/main" xmlns:w14="http://schemas.microsoft.com/office/word/2010/wordml" xmlns:w15="http://schemas.microsoft.com/office/word/2012/wordml" xmlns:w16cei="http://schemas.microsoft.com/office/word/2026/wordml/cei" xmlns:w16cex="http://schemas.microsoft.com/office/word/2018/wordml/cex" xmlns:w16cid="http://schemas.microsoft.com/office/word/2016/wordml/cid" xmlns:w16="http://schemas.microsoft.com/office/word/2018/wordml" xmlns:w16sdtdh="http://schemas.microsoft.com/office/word/2020/wordml/sdtdatahash" xmlns:w16sdtfl="http://schemas.microsoft.com/office/word/2024/wordml/sdtformatlock" xmlns:w16se="http://schemas.microsoft.com/office/word/2015/wordml/symex" xmlns:w16du="http://schemas.microsoft.com/office/word/2023/wordml/word16du" xmlns:wne="http://schemas.microsoft.com/office/word/2006/wordml" mc:Ignorable="w14 w15 w16se w16cid w16 w16cex w16sdtdh w16sdtfl w16du wp14">
   <w:p>
     <w:pPr>
       <w:pStyle w:val="Voettekst"/>
@@ -10668,7 +10332,7 @@
 </file>
 
 <file path=word/footnotes.xml><?xml version="1.0" encoding="utf-8"?>
-<w:footnotes xmlns:wpc="http://schemas.microsoft.com/office/word/2010/wordprocessingCanvas" xmlns:cx="http://schemas.microsoft.com/office/drawing/2014/chartex" xmlns:cx1="http://schemas.microsoft.com/office/drawing/2015/9/8/chartex" xmlns:cx2="http://schemas.microsoft.com/office/drawing/2015/10/21/chartex" xmlns:cx3="http://schemas.microsoft.com/office/drawing/2016/5/9/chartex" xmlns:cx4="http://schemas.microsoft.com/office/drawing/2016/5/10/chartex" xmlns:cx5="http://schemas.microsoft.com/office/drawing/2016/5/11/chartex" xmlns:cx6="http://schemas.microsoft.com/office/drawing/2016/5/12/chartex" xmlns:cx7="http://schemas.microsoft.com/office/drawing/2016/5/13/chartex" xmlns:cx8="http://schemas.microsoft.com/office/drawing/2016/5/14/chartex" xmlns:mc="http://schemas.openxmlformats.org/markup-compatibility/2006" xmlns:aink="http://schemas.microsoft.com/office/drawing/2016/ink" xmlns:am3d="http://schemas.microsoft.com/office/drawing/2017/model3d" xmlns:o="urn:schemas-microsoft-com:office:office" xmlns:oel="http://schemas.microsoft.com/office/2019/extlst" xmlns:r="http://schemas.openxmlformats.org/officeDocument/2006/relationships" xmlns:m="http://schemas.openxmlformats.org/officeDocument/2006/math" xmlns:v="urn:schemas-microsoft-com:vml" xmlns:wp14="http://schemas.microsoft.com/office/word/2010/wordprocessingDrawing" xmlns:wp="http://schemas.openxmlformats.org/drawingml/2006/wordprocessingDrawing" xmlns:w10="urn:schemas-microsoft-com:office:word" xmlns:w="http://schemas.openxmlformats.org/wordprocessingml/2006/main" xmlns:w14="http://schemas.microsoft.com/office/word/2010/wordml" xmlns:w15="http://schemas.microsoft.com/office/word/2012/wordml" xmlns:w16cex="http://schemas.microsoft.com/office/word/2018/wordml/cex" xmlns:w16cid="http://schemas.microsoft.com/office/word/2016/wordml/cid" xmlns:w16="http://schemas.microsoft.com/office/word/2018/wordml" xmlns:w16du="http://schemas.microsoft.com/office/word/2023/wordml/word16du" xmlns:w16sdtdh="http://schemas.microsoft.com/office/word/2020/wordml/sdtdatahash" xmlns:w16sdtfl="http://schemas.microsoft.com/office/word/2024/wordml/sdtformatlock" xmlns:w16se="http://schemas.microsoft.com/office/word/2015/wordml/symex" xmlns:wpg="http://schemas.microsoft.com/office/word/2010/wordprocessingGroup" xmlns:wpi="http://schemas.microsoft.com/office/word/2010/wordprocessingInk" xmlns:wne="http://schemas.microsoft.com/office/word/2006/wordml" xmlns:wps="http://schemas.microsoft.com/office/word/2010/wordprocessingShape" mc:Ignorable="w14 w15 w16se w16cid w16 w16cex w16sdtdh w16sdtfl w16du wp14">
+<w:footnotes xmlns:wpc="http://schemas.microsoft.com/office/word/2010/wordprocessingCanvas" xmlns:cx="http://schemas.microsoft.com/office/drawing/2014/chartex" xmlns:cx1="http://schemas.microsoft.com/office/drawing/2015/9/8/chartex" xmlns:cx2="http://schemas.microsoft.com/office/drawing/2015/10/21/chartex" xmlns:cx3="http://schemas.microsoft.com/office/drawing/2016/5/9/chartex" xmlns:cx4="http://schemas.microsoft.com/office/drawing/2016/5/10/chartex" xmlns:cx5="http://schemas.microsoft.com/office/drawing/2016/5/11/chartex" xmlns:cx6="http://schemas.microsoft.com/office/drawing/2016/5/12/chartex" xmlns:cx7="http://schemas.microsoft.com/office/drawing/2016/5/13/chartex" xmlns:cx8="http://schemas.microsoft.com/office/drawing/2016/5/14/chartex" xmlns:mc="http://schemas.openxmlformats.org/markup-compatibility/2006" xmlns:m="http://schemas.openxmlformats.org/officeDocument/2006/math" xmlns:aink="http://schemas.microsoft.com/office/drawing/2016/ink" xmlns:am3d="http://schemas.microsoft.com/office/drawing/2017/model3d" xmlns:oel="http://schemas.microsoft.com/office/2019/extlst" xmlns:r="http://schemas.openxmlformats.org/officeDocument/2006/relationships" xmlns:wp14="http://schemas.microsoft.com/office/word/2010/wordprocessingDrawing" xmlns:wp="http://schemas.openxmlformats.org/drawingml/2006/wordprocessingDrawing" xmlns:wpg="http://schemas.microsoft.com/office/word/2010/wordprocessingGroup" xmlns:wpi="http://schemas.microsoft.com/office/word/2010/wordprocessingInk" xmlns:wps="http://schemas.microsoft.com/office/word/2010/wordprocessingShape" xmlns:o="urn:schemas-microsoft-com:office:office" xmlns:v="urn:schemas-microsoft-com:vml" xmlns:w10="urn:schemas-microsoft-com:office:word" xmlns:w="http://schemas.openxmlformats.org/wordprocessingml/2006/main" xmlns:w14="http://schemas.microsoft.com/office/word/2010/wordml" xmlns:w15="http://schemas.microsoft.com/office/word/2012/wordml" xmlns:w16cei="http://schemas.microsoft.com/office/word/2026/wordml/cei" xmlns:w16cex="http://schemas.microsoft.com/office/word/2018/wordml/cex" xmlns:w16cid="http://schemas.microsoft.com/office/word/2016/wordml/cid" xmlns:w16="http://schemas.microsoft.com/office/word/2018/wordml" xmlns:w16sdtdh="http://schemas.microsoft.com/office/word/2020/wordml/sdtdatahash" xmlns:w16sdtfl="http://schemas.microsoft.com/office/word/2024/wordml/sdtformatlock" xmlns:w16se="http://schemas.microsoft.com/office/word/2015/wordml/symex" xmlns:w16du="http://schemas.microsoft.com/office/word/2023/wordml/word16du" xmlns:wne="http://schemas.microsoft.com/office/word/2006/wordml" mc:Ignorable="w14 w15 w16se w16cid w16 w16cex w16sdtdh w16sdtfl w16du wp14">
   <w:footnote w:type="separator" w:id="-1">
     <w:p>
       <w:pPr>
@@ -10693,7 +10357,7 @@
 </file>
 
 <file path=word/header1.xml><?xml version="1.0" encoding="utf-8"?>
-<w:hdr xmlns:wpc="http://schemas.microsoft.com/office/word/2010/wordprocessingCanvas" xmlns:cx="http://schemas.microsoft.com/office/drawing/2014/chartex" xmlns:cx1="http://schemas.microsoft.com/office/drawing/2015/9/8/chartex" xmlns:cx2="http://schemas.microsoft.com/office/drawing/2015/10/21/chartex" xmlns:cx3="http://schemas.microsoft.com/office/drawing/2016/5/9/chartex" xmlns:cx4="http://schemas.microsoft.com/office/drawing/2016/5/10/chartex" xmlns:cx5="http://schemas.microsoft.com/office/drawing/2016/5/11/chartex" xmlns:cx6="http://schemas.microsoft.com/office/drawing/2016/5/12/chartex" xmlns:cx7="http://schemas.microsoft.com/office/drawing/2016/5/13/chartex" xmlns:cx8="http://schemas.microsoft.com/office/drawing/2016/5/14/chartex" xmlns:mc="http://schemas.openxmlformats.org/markup-compatibility/2006" xmlns:aink="http://schemas.microsoft.com/office/drawing/2016/ink" xmlns:am3d="http://schemas.microsoft.com/office/drawing/2017/model3d" xmlns:o="urn:schemas-microsoft-com:office:office" xmlns:oel="http://schemas.microsoft.com/office/2019/extlst" xmlns:r="http://schemas.openxmlformats.org/officeDocument/2006/relationships" xmlns:m="http://schemas.openxmlformats.org/officeDocument/2006/math" xmlns:v="urn:schemas-microsoft-com:vml" xmlns:wp14="http://schemas.microsoft.com/office/word/2010/wordprocessingDrawing" xmlns:wp="http://schemas.openxmlformats.org/drawingml/2006/wordprocessingDrawing" xmlns:w10="urn:schemas-microsoft-com:office:word" xmlns:w="http://schemas.openxmlformats.org/wordprocessingml/2006/main" xmlns:w14="http://schemas.microsoft.com/office/word/2010/wordml" xmlns:w15="http://schemas.microsoft.com/office/word/2012/wordml" xmlns:w16cex="http://schemas.microsoft.com/office/word/2018/wordml/cex" xmlns:w16cid="http://schemas.microsoft.com/office/word/2016/wordml/cid" xmlns:w16="http://schemas.microsoft.com/office/word/2018/wordml" xmlns:w16du="http://schemas.microsoft.com/office/word/2023/wordml/word16du" xmlns:w16sdtdh="http://schemas.microsoft.com/office/word/2020/wordml/sdtdatahash" xmlns:w16sdtfl="http://schemas.microsoft.com/office/word/2024/wordml/sdtformatlock" xmlns:w16se="http://schemas.microsoft.com/office/word/2015/wordml/symex" xmlns:wpg="http://schemas.microsoft.com/office/word/2010/wordprocessingGroup" xmlns:wpi="http://schemas.microsoft.com/office/word/2010/wordprocessingInk" xmlns:wne="http://schemas.microsoft.com/office/word/2006/wordml" xmlns:wps="http://schemas.microsoft.com/office/word/2010/wordprocessingShape" mc:Ignorable="w14 w15 w16se w16cid w16 w16cex w16sdtdh w16sdtfl w16du wp14">
+<w:hdr xmlns:wpc="http://schemas.microsoft.com/office/word/2010/wordprocessingCanvas" xmlns:cx="http://schemas.microsoft.com/office/drawing/2014/chartex" xmlns:cx1="http://schemas.microsoft.com/office/drawing/2015/9/8/chartex" xmlns:cx2="http://schemas.microsoft.com/office/drawing/2015/10/21/chartex" xmlns:cx3="http://schemas.microsoft.com/office/drawing/2016/5/9/chartex" xmlns:cx4="http://schemas.microsoft.com/office/drawing/2016/5/10/chartex" xmlns:cx5="http://schemas.microsoft.com/office/drawing/2016/5/11/chartex" xmlns:cx6="http://schemas.microsoft.com/office/drawing/2016/5/12/chartex" xmlns:cx7="http://schemas.microsoft.com/office/drawing/2016/5/13/chartex" xmlns:cx8="http://schemas.microsoft.com/office/drawing/2016/5/14/chartex" xmlns:mc="http://schemas.openxmlformats.org/markup-compatibility/2006" xmlns:m="http://schemas.openxmlformats.org/officeDocument/2006/math" xmlns:aink="http://schemas.microsoft.com/office/drawing/2016/ink" xmlns:am3d="http://schemas.microsoft.com/office/drawing/2017/model3d" xmlns:oel="http://schemas.microsoft.com/office/2019/extlst" xmlns:r="http://schemas.openxmlformats.org/officeDocument/2006/relationships" xmlns:wp14="http://schemas.microsoft.com/office/word/2010/wordprocessingDrawing" xmlns:wp="http://schemas.openxmlformats.org/drawingml/2006/wordprocessingDrawing" xmlns:wpg="http://schemas.microsoft.com/office/word/2010/wordprocessingGroup" xmlns:wpi="http://schemas.microsoft.com/office/word/2010/wordprocessingInk" xmlns:wps="http://schemas.microsoft.com/office/word/2010/wordprocessingShape" xmlns:o="urn:schemas-microsoft-com:office:office" xmlns:v="urn:schemas-microsoft-com:vml" xmlns:w10="urn:schemas-microsoft-com:office:word" xmlns:w="http://schemas.openxmlformats.org/wordprocessingml/2006/main" xmlns:w14="http://schemas.microsoft.com/office/word/2010/wordml" xmlns:w15="http://schemas.microsoft.com/office/word/2012/wordml" xmlns:w16cei="http://schemas.microsoft.com/office/word/2026/wordml/cei" xmlns:w16cex="http://schemas.microsoft.com/office/word/2018/wordml/cex" xmlns:w16cid="http://schemas.microsoft.com/office/word/2016/wordml/cid" xmlns:w16="http://schemas.microsoft.com/office/word/2018/wordml" xmlns:w16sdtdh="http://schemas.microsoft.com/office/word/2020/wordml/sdtdatahash" xmlns:w16sdtfl="http://schemas.microsoft.com/office/word/2024/wordml/sdtformatlock" xmlns:w16se="http://schemas.microsoft.com/office/word/2015/wordml/symex" xmlns:w16du="http://schemas.microsoft.com/office/word/2023/wordml/word16du" xmlns:wne="http://schemas.microsoft.com/office/word/2006/wordml" mc:Ignorable="w14 w15 w16se w16cid w16 w16cex w16sdtdh w16sdtfl w16du wp14">
   <w:sdt>
     <w:sdtPr>
       <w:rPr>
@@ -10744,7 +10408,7 @@
 </file>
 
 <file path=word/header2.xml><?xml version="1.0" encoding="utf-8"?>
-<w:hdr xmlns:wpc="http://schemas.microsoft.com/office/word/2010/wordprocessingCanvas" xmlns:cx="http://schemas.microsoft.com/office/drawing/2014/chartex" xmlns:cx1="http://schemas.microsoft.com/office/drawing/2015/9/8/chartex" xmlns:cx2="http://schemas.microsoft.com/office/drawing/2015/10/21/chartex" xmlns:cx3="http://schemas.microsoft.com/office/drawing/2016/5/9/chartex" xmlns:cx4="http://schemas.microsoft.com/office/drawing/2016/5/10/chartex" xmlns:cx5="http://schemas.microsoft.com/office/drawing/2016/5/11/chartex" xmlns:cx6="http://schemas.microsoft.com/office/drawing/2016/5/12/chartex" xmlns:cx7="http://schemas.microsoft.com/office/drawing/2016/5/13/chartex" xmlns:cx8="http://schemas.microsoft.com/office/drawing/2016/5/14/chartex" xmlns:mc="http://schemas.openxmlformats.org/markup-compatibility/2006" xmlns:aink="http://schemas.microsoft.com/office/drawing/2016/ink" xmlns:am3d="http://schemas.microsoft.com/office/drawing/2017/model3d" xmlns:o="urn:schemas-microsoft-com:office:office" xmlns:oel="http://schemas.microsoft.com/office/2019/extlst" xmlns:r="http://schemas.openxmlformats.org/officeDocument/2006/relationships" xmlns:m="http://schemas.openxmlformats.org/officeDocument/2006/math" xmlns:v="urn:schemas-microsoft-com:vml" xmlns:wp14="http://schemas.microsoft.com/office/word/2010/wordprocessingDrawing" xmlns:wp="http://schemas.openxmlformats.org/drawingml/2006/wordprocessingDrawing" xmlns:w10="urn:schemas-microsoft-com:office:word" xmlns:w="http://schemas.openxmlformats.org/wordprocessingml/2006/main" xmlns:w14="http://schemas.microsoft.com/office/word/2010/wordml" xmlns:w15="http://schemas.microsoft.com/office/word/2012/wordml" xmlns:w16cex="http://schemas.microsoft.com/office/word/2018/wordml/cex" xmlns:w16cid="http://schemas.microsoft.com/office/word/2016/wordml/cid" xmlns:w16="http://schemas.microsoft.com/office/word/2018/wordml" xmlns:w16du="http://schemas.microsoft.com/office/word/2023/wordml/word16du" xmlns:w16sdtdh="http://schemas.microsoft.com/office/word/2020/wordml/sdtdatahash" xmlns:w16sdtfl="http://schemas.microsoft.com/office/word/2024/wordml/sdtformatlock" xmlns:w16se="http://schemas.microsoft.com/office/word/2015/wordml/symex" xmlns:wpg="http://schemas.microsoft.com/office/word/2010/wordprocessingGroup" xmlns:wpi="http://schemas.microsoft.com/office/word/2010/wordprocessingInk" xmlns:wne="http://schemas.microsoft.com/office/word/2006/wordml" xmlns:wps="http://schemas.microsoft.com/office/word/2010/wordprocessingShape" mc:Ignorable="w14 w15 w16se w16cid w16 w16cex w16sdtdh w16sdtfl w16du wp14">
+<w:hdr xmlns:wpc="http://schemas.microsoft.com/office/word/2010/wordprocessingCanvas" xmlns:cx="http://schemas.microsoft.com/office/drawing/2014/chartex" xmlns:cx1="http://schemas.microsoft.com/office/drawing/2015/9/8/chartex" xmlns:cx2="http://schemas.microsoft.com/office/drawing/2015/10/21/chartex" xmlns:cx3="http://schemas.microsoft.com/office/drawing/2016/5/9/chartex" xmlns:cx4="http://schemas.microsoft.com/office/drawing/2016/5/10/chartex" xmlns:cx5="http://schemas.microsoft.com/office/drawing/2016/5/11/chartex" xmlns:cx6="http://schemas.microsoft.com/office/drawing/2016/5/12/chartex" xmlns:cx7="http://schemas.microsoft.com/office/drawing/2016/5/13/chartex" xmlns:cx8="http://schemas.microsoft.com/office/drawing/2016/5/14/chartex" xmlns:mc="http://schemas.openxmlformats.org/markup-compatibility/2006" xmlns:m="http://schemas.openxmlformats.org/officeDocument/2006/math" xmlns:aink="http://schemas.microsoft.com/office/drawing/2016/ink" xmlns:am3d="http://schemas.microsoft.com/office/drawing/2017/model3d" xmlns:oel="http://schemas.microsoft.com/office/2019/extlst" xmlns:r="http://schemas.openxmlformats.org/officeDocument/2006/relationships" xmlns:wp14="http://schemas.microsoft.com/office/word/2010/wordprocessingDrawing" xmlns:wp="http://schemas.openxmlformats.org/drawingml/2006/wordprocessingDrawing" xmlns:wpg="http://schemas.microsoft.com/office/word/2010/wordprocessingGroup" xmlns:wpi="http://schemas.microsoft.com/office/word/2010/wordprocessingInk" xmlns:wps="http://schemas.microsoft.com/office/word/2010/wordprocessingShape" xmlns:o="urn:schemas-microsoft-com:office:office" xmlns:v="urn:schemas-microsoft-com:vml" xmlns:w10="urn:schemas-microsoft-com:office:word" xmlns:w="http://schemas.openxmlformats.org/wordprocessingml/2006/main" xmlns:w14="http://schemas.microsoft.com/office/word/2010/wordml" xmlns:w15="http://schemas.microsoft.com/office/word/2012/wordml" xmlns:w16cei="http://schemas.microsoft.com/office/word/2026/wordml/cei" xmlns:w16cex="http://schemas.microsoft.com/office/word/2018/wordml/cex" xmlns:w16cid="http://schemas.microsoft.com/office/word/2016/wordml/cid" xmlns:w16="http://schemas.microsoft.com/office/word/2018/wordml" xmlns:w16sdtdh="http://schemas.microsoft.com/office/word/2020/wordml/sdtdatahash" xmlns:w16sdtfl="http://schemas.microsoft.com/office/word/2024/wordml/sdtformatlock" xmlns:w16se="http://schemas.microsoft.com/office/word/2015/wordml/symex" xmlns:w16du="http://schemas.microsoft.com/office/word/2023/wordml/word16du" xmlns:wne="http://schemas.microsoft.com/office/word/2006/wordml" mc:Ignorable="w14 w15 w16se w16cid w16 w16cex w16sdtdh w16sdtfl w16du wp14">
   <w:sdt>
     <w:sdtPr>
       <w:rPr>
@@ -10839,7 +10503,7 @@
 </file>
 
 <file path=word/numbering.xml><?xml version="1.0" encoding="utf-8"?>
-<w:numbering xmlns:wpc="http://schemas.microsoft.com/office/word/2010/wordprocessingCanvas" xmlns:cx="http://schemas.microsoft.com/office/drawing/2014/chartex" xmlns:cx1="http://schemas.microsoft.com/office/drawing/2015/9/8/chartex" xmlns:cx2="http://schemas.microsoft.com/office/drawing/2015/10/21/chartex" xmlns:cx3="http://schemas.microsoft.com/office/drawing/2016/5/9/chartex" xmlns:cx4="http://schemas.microsoft.com/office/drawing/2016/5/10/chartex" xmlns:cx5="http://schemas.microsoft.com/office/drawing/2016/5/11/chartex" xmlns:cx6="http://schemas.microsoft.com/office/drawing/2016/5/12/chartex" xmlns:cx7="http://schemas.microsoft.com/office/drawing/2016/5/13/chartex" xmlns:cx8="http://schemas.microsoft.com/office/drawing/2016/5/14/chartex" xmlns:mc="http://schemas.openxmlformats.org/markup-compatibility/2006" xmlns:aink="http://schemas.microsoft.com/office/drawing/2016/ink" xmlns:am3d="http://schemas.microsoft.com/office/drawing/2017/model3d" xmlns:o="urn:schemas-microsoft-com:office:office" xmlns:oel="http://schemas.microsoft.com/office/2019/extlst" xmlns:r="http://schemas.openxmlformats.org/officeDocument/2006/relationships" xmlns:m="http://schemas.openxmlformats.org/officeDocument/2006/math" xmlns:v="urn:schemas-microsoft-com:vml" xmlns:wp14="http://schemas.microsoft.com/office/word/2010/wordprocessingDrawing" xmlns:wp="http://schemas.openxmlformats.org/drawingml/2006/wordprocessingDrawing" xmlns:w10="urn:schemas-microsoft-com:office:word" xmlns:w="http://schemas.openxmlformats.org/wordprocessingml/2006/main" xmlns:w14="http://schemas.microsoft.com/office/word/2010/wordml" xmlns:w15="http://schemas.microsoft.com/office/word/2012/wordml" xmlns:w16cex="http://schemas.microsoft.com/office/word/2018/wordml/cex" xmlns:w16cid="http://schemas.microsoft.com/office/word/2016/wordml/cid" xmlns:w16="http://schemas.microsoft.com/office/word/2018/wordml" xmlns:w16du="http://schemas.microsoft.com/office/word/2023/wordml/word16du" xmlns:w16sdtdh="http://schemas.microsoft.com/office/word/2020/wordml/sdtdatahash" xmlns:w16sdtfl="http://schemas.microsoft.com/office/word/2024/wordml/sdtformatlock" xmlns:w16se="http://schemas.microsoft.com/office/word/2015/wordml/symex" xmlns:wpg="http://schemas.microsoft.com/office/word/2010/wordprocessingGroup" xmlns:wpi="http://schemas.microsoft.com/office/word/2010/wordprocessingInk" xmlns:wne="http://schemas.microsoft.com/office/word/2006/wordml" xmlns:wps="http://schemas.microsoft.com/office/word/2010/wordprocessingShape" mc:Ignorable="w14 w15 w16se w16cid w16 w16cex w16sdtdh w16sdtfl w16du wp14">
+<w:numbering xmlns:wpc="http://schemas.microsoft.com/office/word/2010/wordprocessingCanvas" xmlns:cx="http://schemas.microsoft.com/office/drawing/2014/chartex" xmlns:cx1="http://schemas.microsoft.com/office/drawing/2015/9/8/chartex" xmlns:cx2="http://schemas.microsoft.com/office/drawing/2015/10/21/chartex" xmlns:cx3="http://schemas.microsoft.com/office/drawing/2016/5/9/chartex" xmlns:cx4="http://schemas.microsoft.com/office/drawing/2016/5/10/chartex" xmlns:cx5="http://schemas.microsoft.com/office/drawing/2016/5/11/chartex" xmlns:cx6="http://schemas.microsoft.com/office/drawing/2016/5/12/chartex" xmlns:cx7="http://schemas.microsoft.com/office/drawing/2016/5/13/chartex" xmlns:cx8="http://schemas.microsoft.com/office/drawing/2016/5/14/chartex" xmlns:mc="http://schemas.openxmlformats.org/markup-compatibility/2006" xmlns:m="http://schemas.openxmlformats.org/officeDocument/2006/math" xmlns:aink="http://schemas.microsoft.com/office/drawing/2016/ink" xmlns:am3d="http://schemas.microsoft.com/office/drawing/2017/model3d" xmlns:oel="http://schemas.microsoft.com/office/2019/extlst" xmlns:r="http://schemas.openxmlformats.org/officeDocument/2006/relationships" xmlns:wp14="http://schemas.microsoft.com/office/word/2010/wordprocessingDrawing" xmlns:wp="http://schemas.openxmlformats.org/drawingml/2006/wordprocessingDrawing" xmlns:wpg="http://schemas.microsoft.com/office/word/2010/wordprocessingGroup" xmlns:wpi="http://schemas.microsoft.com/office/word/2010/wordprocessingInk" xmlns:wps="http://schemas.microsoft.com/office/word/2010/wordprocessingShape" xmlns:o="urn:schemas-microsoft-com:office:office" xmlns:v="urn:schemas-microsoft-com:vml" xmlns:w10="urn:schemas-microsoft-com:office:word" xmlns:w="http://schemas.openxmlformats.org/wordprocessingml/2006/main" xmlns:w14="http://schemas.microsoft.com/office/word/2010/wordml" xmlns:w15="http://schemas.microsoft.com/office/word/2012/wordml" xmlns:w16cei="http://schemas.microsoft.com/office/word/2026/wordml/cei" xmlns:w16cex="http://schemas.microsoft.com/office/word/2018/wordml/cex" xmlns:w16cid="http://schemas.microsoft.com/office/word/2016/wordml/cid" xmlns:w16="http://schemas.microsoft.com/office/word/2018/wordml" xmlns:w16sdtdh="http://schemas.microsoft.com/office/word/2020/wordml/sdtdatahash" xmlns:w16sdtfl="http://schemas.microsoft.com/office/word/2024/wordml/sdtformatlock" xmlns:w16se="http://schemas.microsoft.com/office/word/2015/wordml/symex" xmlns:w16du="http://schemas.microsoft.com/office/word/2023/wordml/word16du" xmlns:wne="http://schemas.microsoft.com/office/word/2006/wordml" mc:Ignorable="w14 w15 w16se w16cid w16 w16cex w16sdtdh w16sdtfl w16du wp14">
   <w:abstractNum w:abstractNumId="0" w15:restartNumberingAfterBreak="0">
     <w:nsid w:val="1AFD1C97"/>
     <w:multiLevelType w:val="multilevel"/>
@@ -10996,7 +10660,7 @@
 </file>
 
 <file path=word/styles.xml><?xml version="1.0" encoding="utf-8"?>
-<w:styles xmlns:mc="http://schemas.openxmlformats.org/markup-compatibility/2006" xmlns:r="http://schemas.openxmlformats.org/officeDocument/2006/relationships" xmlns:w="http://schemas.openxmlformats.org/wordprocessingml/2006/main" xmlns:w14="http://schemas.microsoft.com/office/word/2010/wordml" xmlns:w15="http://schemas.microsoft.com/office/word/2012/wordml" xmlns:w16cex="http://schemas.microsoft.com/office/word/2018/wordml/cex" xmlns:w16cid="http://schemas.microsoft.com/office/word/2016/wordml/cid" xmlns:w16="http://schemas.microsoft.com/office/word/2018/wordml" xmlns:w16du="http://schemas.microsoft.com/office/word/2023/wordml/word16du" xmlns:w16sdtdh="http://schemas.microsoft.com/office/word/2020/wordml/sdtdatahash" xmlns:w16sdtfl="http://schemas.microsoft.com/office/word/2024/wordml/sdtformatlock" xmlns:w16se="http://schemas.microsoft.com/office/word/2015/wordml/symex" mc:Ignorable="w14 w15 w16se w16cid w16 w16cex w16sdtdh w16sdtfl w16du">
+<w:styles xmlns:mc="http://schemas.openxmlformats.org/markup-compatibility/2006" xmlns:r="http://schemas.openxmlformats.org/officeDocument/2006/relationships" xmlns:w="http://schemas.openxmlformats.org/wordprocessingml/2006/main" xmlns:w14="http://schemas.microsoft.com/office/word/2010/wordml" xmlns:w15="http://schemas.microsoft.com/office/word/2012/wordml" xmlns:w16cex="http://schemas.microsoft.com/office/word/2018/wordml/cex" xmlns:w16cid="http://schemas.microsoft.com/office/word/2016/wordml/cid" xmlns:w16="http://schemas.microsoft.com/office/word/2018/wordml" xmlns:w16sdtdh="http://schemas.microsoft.com/office/word/2020/wordml/sdtdatahash" xmlns:w16sdtfl="http://schemas.microsoft.com/office/word/2024/wordml/sdtformatlock" xmlns:w16se="http://schemas.microsoft.com/office/word/2015/wordml/symex" xmlns:w16du="http://schemas.microsoft.com/office/word/2023/wordml/word16du" mc:Ignorable="w14 w15 w16se w16cid w16 w16cex w16sdtdh w16sdtfl w16du">
   <w:docDefaults>
     <w:rPrDefault>
       <w:rPr>
